--- a/policies/build/chapters_v2/AAC/document/AAC1/SOP_Personnel_Qualification_Verification.docx
+++ b/policies/build/chapters_v2/AAC/document/AAC1/SOP_Personnel_Qualification_Verification.docx
@@ -398,12 +398,27 @@
         <w:rPr>
           <w:i/>
         </w:rPr>
-        <w:t>Skipping or rushing this step is exactly the kind of gap an assessor — or a real patient safety incident — would eventually surface.</w:t>
+        <w:t>An unverified or unqualified person treating a patient is the single clearest failure this standard exists to prevent — it must be caught before, not after, the first patient contact.</w:t>
       </w:r>
     </w:p>
     <w:p>
       <w:r>
-        <w:t>1. Collect original or attested copies of: degree/diploma certificate(s), internship/residency completion certificate (where applicable), and the relevant council registration certificate (state Medical Council / Nursing Council / Paramedical Council, as applicable).</w:t>
+        <w:t>1. Collect original or attested copies of all of the following, before the member is assigned any clinical duties:</w:t>
+      </w:r>
+    </w:p>
+    <w:p>
+      <w:r>
+        <w:t xml:space="preserve">    a. Degree/diploma certificate(s).</w:t>
+      </w:r>
+    </w:p>
+    <w:p>
+      <w:r>
+        <w:t xml:space="preserve">    b. Internship/residency completion certificate, where applicable.</w:t>
+      </w:r>
+    </w:p>
+    <w:p>
+      <w:r>
+        <w:t xml:space="preserve">    c. The relevant council registration certificate — state Medical Council, Nursing Council, or Paramedical Council, as applicable.</w:t>
       </w:r>
     </w:p>
     <w:p>
@@ -451,7 +466,7 @@
             <w:color w:val="0563C1"/>
             <w:u w:val="single"/>
           </w:rPr>
-          <w:t>Joint Commission International. (n.d.). White paper: Primary source verification.</w:t>
+          <w:t>Pasternak, D. P., &amp; Chen, B. (2016). Primary source verification of health care professionals: A risk reduction strategy for patients and health care organizations. Joint Commission International.</w:t>
         </w:r>
       </w:hyperlink>
     </w:p>
@@ -475,7 +490,7 @@
         <w:rPr>
           <w:i/>
         </w:rPr>
-        <w:t>Skipping verification means a gap could sail straight through to approval unnoticed.</w:t>
+        <w:t>A registration that lapsed without anyone noticing means a staff member may be treating patients on a credential that's no longer valid.</w:t>
       </w:r>
     </w:p>
     <w:p>
@@ -513,7 +528,7 @@
             <w:color w:val="0563C1"/>
             <w:u w:val="single"/>
           </w:rPr>
-          <w:t>Joint Commission International. (n.d.). White paper: Primary source verification.</w:t>
+          <w:t>Pasternak, D. P., &amp; Chen, B. (2016). Primary source verification of health care professionals: A risk reduction strategy for patients and health care organizations. Joint Commission International.</w:t>
         </w:r>
       </w:hyperlink>
     </w:p>
@@ -537,7 +552,7 @@
         <w:rPr>
           <w:i/>
         </w:rPr>
-        <w:t>Skipping or rushing this step is exactly the kind of gap an assessor — or a real patient safety incident — would eventually surface.</w:t>
+        <w:t>A short or informal engagement is not a lower-risk one — an unverified locum can see just as many patients as a permanent hire.</w:t>
       </w:r>
     </w:p>
     <w:p>
@@ -570,7 +585,7 @@
             <w:color w:val="0563C1"/>
             <w:u w:val="single"/>
           </w:rPr>
-          <w:t>Joint Commission International. (n.d.). White paper: Primary source verification.</w:t>
+          <w:t>Pasternak, D. P., &amp; Chen, B. (2016). Primary source verification of health care professionals: A risk reduction strategy for patients and health care organizations. Joint Commission International.</w:t>
         </w:r>
       </w:hyperlink>
     </w:p>
@@ -637,7 +652,7 @@
             <w:color w:val="0563C1"/>
             <w:u w:val="single"/>
           </w:rPr>
-          <w:t>NABH — Hospitals Accreditation Programme (HCO), 6th Edition standards</w:t>
+          <w:t>National Accreditation Board for Hospitals and Healthcare Providers. (2025). NABH accreditation standards for hospitals (6th ed.). ISBN 978-81-965264-9-8.</w:t>
         </w:r>
       </w:hyperlink>
     </w:p>
@@ -649,7 +664,7 @@
         <w:rPr>
           <w:i/>
         </w:rPr>
-        <w:t>The Joint Commission — Credentialing and Privileging Standards (HR.01.02.05) — named source, no working link could be verified from here; check directly.</w:t>
+        <w:t>The Joint Commission. (2025). Comprehensive accreditation manual for hospitals (CAMH) — Human Resources (HR) chapter, credentialing and privileging requirements. Joint Commission Resources. (Exact standard/EP number not independently confirmed from here — verify against the hospital's current CAMH edition before citing in an assessor-facing document.)</w:t>
       </w:r>
     </w:p>
     <w:p>
